--- a/templates/PHYSICIAN_CONSULTATION.docx
+++ b/templates/PHYSICIAN_CONSULTATION.docx
@@ -4935,7 +4935,7 @@
           <w:rFonts w:ascii="Times New Roman" w:hAnsi="Times New Roman" w:cs="Times New Roman"/>
           <w:b/>
         </w:rPr>
-        <w:t>Plan of Care &amp; Advice:</w:t>
+        <w:t>Plan of Care &amp; Advice: {{planOfCare}}</w:t>
       </w:r>
     </w:p>
     <w:p>

--- a/templates/PHYSICIAN_CONSULTATION.docx
+++ b/templates/PHYSICIAN_CONSULTATION.docx
@@ -504,7 +504,6 @@
           <w:rFonts w:ascii="Times New Roman" w:hAnsi="Times New Roman" w:cs="Times New Roman"/>
           <w:bCs/>
         </w:rPr>
-        <w:sym w:font="Wingdings" w:char="F06F"/>
       </w:r>
       <w:r>
         <w:rPr>
@@ -518,7 +517,6 @@
           <w:rFonts w:ascii="Times New Roman" w:hAnsi="Times New Roman" w:cs="Times New Roman"/>
           <w:bCs/>
         </w:rPr>
-        <w:sym w:font="Wingdings" w:char="F06F"/>
       </w:r>
       <w:r>
         <w:rPr>
@@ -532,7 +530,6 @@
           <w:rFonts w:ascii="Times New Roman" w:hAnsi="Times New Roman" w:cs="Times New Roman"/>
           <w:bCs/>
         </w:rPr>
-        <w:sym w:font="Wingdings" w:char="F06F"/>
       </w:r>
       <w:r>
         <w:rPr>
@@ -546,7 +543,6 @@
           <w:rFonts w:ascii="Times New Roman" w:hAnsi="Times New Roman" w:cs="Times New Roman"/>
           <w:bCs/>
         </w:rPr>
-        <w:sym w:font="Wingdings" w:char="F06F"/>
       </w:r>
       <w:r>
         <w:rPr>
@@ -560,7 +556,6 @@
           <w:rFonts w:ascii="Times New Roman" w:hAnsi="Times New Roman" w:cs="Times New Roman"/>
           <w:bCs/>
         </w:rPr>
-        <w:sym w:font="Wingdings" w:char="F06F"/>
       </w:r>
       <w:r>
         <w:rPr>
